--- a/config/reference-10pt.docx
+++ b/config/reference-10pt.docx
@@ -315,7 +315,7 @@
     </w:p>
     <w:sectPr>
       <w:pgSz w:w="12240" w:h="15840"/>
-      <w:pgMar w:top="864" w:right="864" w:bottom="864" w:left="864" w:header="720" w:footer="720" w:gutter="0"/>
+      <w:pgMar w:top="720" w:right="720" w:bottom="720" w:left="720" w:header="720" w:footer="720" w:gutter="0"/>
       <w:footnotePr>
         <w:numRestart w:val="eachSect"/>
       </w:footnotePr>
@@ -488,14 +488,14 @@
     <w:rPrDefault>
       <w:rPr>
         <w:rFonts w:ascii="Times New Roman" w:hAnsi="Times New Roman" w:eastAsia="Times New Roman" w:cs="Times New Roman"/>
-        <w:sz w:val="20"/>
-        <w:szCs w:val="20"/>
+        <w:sz w:val="24"/>
+        <w:szCs w:val="24"/>
         <w:lang w:val="en-US" w:eastAsia="zh-CN" w:bidi="ar-SA"/>
       </w:rPr>
     </w:rPrDefault>
     <w:pPrDefault>
       <w:pPr>
-        <w:spacing w:after="60"/>
+        <w:spacing w:after="40"/>
         <w:jc w:val="both"/>
       </w:pPr>
     </w:pPrDefault>
@@ -542,9 +542,11 @@
       <w:jc w:val="center"/>
     </w:pPr>
     <w:rPr>
-      <w:rFonts w:ascii="Times New Roman" w:hAnsi="Times New Roman" w:eastAsia="Times New Roman" w:cs="Times New Roman"/>
-      <w:sz w:val="56"/>
-      <w:szCs w:val="56"/>
+      <w:b/>
+      <w:bCs/>
+      <w:rFonts w:ascii="Times New Roman" w:hAnsi="Times New Roman" w:eastAsia="Times New Roman" w:cs="Times New Roman"/>
+      <w:sz w:val="28"/>
+      <w:szCs w:val="28"/>
     </w:rPr>
   </w:style>
   <w:style w:type="character" w:customStyle="1" w:styleId="TitleChar">
@@ -554,9 +556,11 @@
     <w:uiPriority w:val="10"/>
     <w:rsid w:val="00A10FD9"/>
     <w:rPr>
-      <w:rFonts w:ascii="Times New Roman" w:hAnsi="Times New Roman" w:eastAsia="Times New Roman" w:cs="Times New Roman"/>
-      <w:sz w:val="56"/>
-      <w:szCs w:val="56"/>
+      <w:b/>
+      <w:bCs/>
+      <w:rFonts w:ascii="Times New Roman" w:hAnsi="Times New Roman" w:eastAsia="Times New Roman" w:cs="Times New Roman"/>
+      <w:sz w:val="28"/>
+      <w:szCs w:val="28"/>
     </w:rPr>
   </w:style>
   <w:style w:type="paragraph" w:styleId="Subtitle">
@@ -575,8 +579,8 @@
     <w:rPr>
       <w:rFonts w:ascii="Times New Roman" w:hAnsi="Times New Roman" w:eastAsia="Times New Roman" w:cs="Times New Roman"/>
       <w:spacing w:val="15"/>
-      <w:sz w:val="28"/>
-      <w:szCs w:val="28"/>
+      <w:sz w:val="24"/>
+      <w:szCs w:val="24"/>
     </w:rPr>
   </w:style>
   <w:style w:type="character" w:customStyle="1" w:styleId="SubtitleChar">
@@ -589,8 +593,8 @@
       <w:rFonts w:ascii="Times New Roman" w:hAnsi="Times New Roman" w:eastAsia="Times New Roman" w:cs="Times New Roman"/>
       <w:color w:val="000000"/>
       <w:spacing w:val="15"/>
-      <w:sz w:val="28"/>
-      <w:szCs w:val="28"/>
+      <w:sz w:val="24"/>
+      <w:szCs w:val="24"/>
     </w:rPr>
   </w:style>
   <w:style w:type="paragraph" w:customStyle="1" w:styleId="Author">
@@ -634,8 +638,8 @@
     </w:pPr>
     <w:rPr>
       <w:b/>
-      <w:sz w:val="20"/>
-      <w:szCs w:val="20"/>
+      <w:sz w:val="24"/>
+      <w:szCs w:val="24"/>
     </w:rPr>
   </w:style>
   <w:style w:type="paragraph" w:customStyle="1" w:styleId="Abstract">
@@ -649,8 +653,8 @@
       <w:spacing w:before="100" w:after="300"/>
     </w:pPr>
     <w:rPr>
-      <w:sz w:val="20"/>
-      <w:szCs w:val="20"/>
+      <w:sz w:val="24"/>
+      <w:szCs w:val="24"/>
     </w:rPr>
   </w:style>
   <w:style w:type="paragraph" w:styleId="Bibliography">
@@ -676,10 +680,12 @@
       <w:outlineLvl w:val="0"/>
     </w:pPr>
     <w:rPr>
-      <w:rFonts w:ascii="Times New Roman" w:hAnsi="Times New Roman" w:eastAsia="Times New Roman" w:cs="Times New Roman"/>
-      <w:color w:val="000000"/>
-      <w:sz w:val="40"/>
-      <w:szCs w:val="40"/>
+      <w:b/>
+      <w:bCs/>
+      <w:rFonts w:ascii="Times New Roman" w:hAnsi="Times New Roman" w:eastAsia="Times New Roman" w:cs="Times New Roman"/>
+      <w:color w:val="000000"/>
+      <w:sz w:val="24"/>
+      <w:szCs w:val="24"/>
     </w:rPr>
   </w:style>
   <w:style w:type="paragraph" w:styleId="Heading2">
@@ -699,10 +705,12 @@
       <w:outlineLvl w:val="1"/>
     </w:pPr>
     <w:rPr>
-      <w:rFonts w:ascii="Times New Roman" w:hAnsi="Times New Roman" w:eastAsia="Times New Roman" w:cs="Times New Roman"/>
-      <w:color w:val="000000"/>
-      <w:sz w:val="32"/>
-      <w:szCs w:val="32"/>
+      <w:b/>
+      <w:bCs/>
+      <w:rFonts w:ascii="Times New Roman" w:hAnsi="Times New Roman" w:eastAsia="Times New Roman" w:cs="Times New Roman"/>
+      <w:color w:val="000000"/>
+      <w:sz w:val="24"/>
+      <w:szCs w:val="24"/>
     </w:rPr>
   </w:style>
   <w:style w:type="paragraph" w:customStyle="1" w:styleId="SummaryHeading">
@@ -713,6 +721,15 @@
       <w:jc w:val="center"/>
     </w:pPr>
   </w:style>
+  <w:style w:type="paragraph" w:customStyle="1" w:styleId="FrontMatter">
+    <w:name w:val="Front Matter"/>
+    <w:basedOn w:val="Normal"/>
+    <w:qFormat/>
+    <w:pPr>
+      <w:jc w:val="center"/>
+      <w:spacing w:after="0"/>
+    </w:pPr>
+  </w:style>
   <w:style w:type="paragraph" w:styleId="Heading3">
     <w:name w:val="heading 3"/>
     <w:basedOn w:val="Normal"/>
@@ -730,10 +747,12 @@
       <w:outlineLvl w:val="2"/>
     </w:pPr>
     <w:rPr>
-      <w:rFonts w:ascii="Times New Roman" w:hAnsi="Times New Roman" w:eastAsia="Times New Roman" w:cs="Times New Roman"/>
-      <w:color w:val="000000"/>
-      <w:sz w:val="28"/>
-      <w:szCs w:val="28"/>
+      <w:b/>
+      <w:bCs/>
+      <w:rFonts w:ascii="Times New Roman" w:hAnsi="Times New Roman" w:eastAsia="Times New Roman" w:cs="Times New Roman"/>
+      <w:color w:val="000000"/>
+      <w:sz w:val="24"/>
+      <w:szCs w:val="24"/>
     </w:rPr>
   </w:style>
   <w:style w:type="paragraph" w:styleId="Heading4">
@@ -753,6 +772,8 @@
       <w:outlineLvl w:val="3"/>
     </w:pPr>
     <w:rPr>
+      <w:b/>
+      <w:bCs/>
       <w:rFonts w:ascii="Times New Roman" w:hAnsi="Times New Roman" w:eastAsia="Times New Roman" w:cs="Times New Roman"/>
       <w:i/>
       <w:iCs/>
@@ -776,6 +797,8 @@
       <w:outlineLvl w:val="4"/>
     </w:pPr>
     <w:rPr>
+      <w:b/>
+      <w:bCs/>
       <w:rFonts w:ascii="Times New Roman" w:hAnsi="Times New Roman" w:eastAsia="Times New Roman" w:cs="Times New Roman"/>
       <w:color w:val="000000"/>
     </w:rPr>
@@ -797,6 +820,8 @@
       <w:outlineLvl w:val="5"/>
     </w:pPr>
     <w:rPr>
+      <w:b/>
+      <w:bCs/>
       <w:rFonts w:ascii="Times New Roman" w:hAnsi="Times New Roman" w:eastAsia="Times New Roman" w:cs="Times New Roman"/>
       <w:i/>
       <w:iCs/>
@@ -875,10 +900,12 @@
     <w:uiPriority w:val="9"/>
     <w:rsid w:val="00A10FD9"/>
     <w:rPr>
-      <w:rFonts w:ascii="Times New Roman" w:hAnsi="Times New Roman" w:eastAsia="Times New Roman" w:cs="Times New Roman"/>
-      <w:color w:val="000000"/>
-      <w:sz w:val="40"/>
-      <w:szCs w:val="40"/>
+      <w:b/>
+      <w:bCs/>
+      <w:rFonts w:ascii="Times New Roman" w:hAnsi="Times New Roman" w:eastAsia="Times New Roman" w:cs="Times New Roman"/>
+      <w:color w:val="000000"/>
+      <w:sz w:val="24"/>
+      <w:szCs w:val="24"/>
     </w:rPr>
   </w:style>
   <w:style w:type="character" w:customStyle="1" w:styleId="Heading2Char">
@@ -889,10 +916,12 @@
     <w:semiHidden/>
     <w:rsid w:val="00A10FD9"/>
     <w:rPr>
-      <w:rFonts w:ascii="Times New Roman" w:hAnsi="Times New Roman" w:eastAsia="Times New Roman" w:cs="Times New Roman"/>
-      <w:color w:val="000000"/>
-      <w:sz w:val="32"/>
-      <w:szCs w:val="32"/>
+      <w:b/>
+      <w:bCs/>
+      <w:rFonts w:ascii="Times New Roman" w:hAnsi="Times New Roman" w:eastAsia="Times New Roman" w:cs="Times New Roman"/>
+      <w:color w:val="000000"/>
+      <w:sz w:val="24"/>
+      <w:szCs w:val="24"/>
     </w:rPr>
   </w:style>
   <w:style w:type="character" w:customStyle="1" w:styleId="Heading3Char">
@@ -903,10 +932,12 @@
     <w:semiHidden/>
     <w:rsid w:val="00A10FD9"/>
     <w:rPr>
-      <w:rFonts w:ascii="Times New Roman" w:hAnsi="Times New Roman" w:eastAsia="Times New Roman" w:cs="Times New Roman"/>
-      <w:color w:val="000000"/>
-      <w:sz w:val="28"/>
-      <w:szCs w:val="28"/>
+      <w:b/>
+      <w:bCs/>
+      <w:rFonts w:ascii="Times New Roman" w:hAnsi="Times New Roman" w:eastAsia="Times New Roman" w:cs="Times New Roman"/>
+      <w:color w:val="000000"/>
+      <w:sz w:val="24"/>
+      <w:szCs w:val="24"/>
     </w:rPr>
   </w:style>
   <w:style w:type="character" w:customStyle="1" w:styleId="Heading4Char">
@@ -917,6 +948,8 @@
     <w:semiHidden/>
     <w:rsid w:val="00A10FD9"/>
     <w:rPr>
+      <w:b/>
+      <w:bCs/>
       <w:rFonts w:ascii="Times New Roman" w:hAnsi="Times New Roman" w:eastAsia="Times New Roman" w:cs="Times New Roman"/>
       <w:i/>
       <w:iCs/>
@@ -931,6 +964,8 @@
     <w:semiHidden/>
     <w:rsid w:val="00A10FD9"/>
     <w:rPr>
+      <w:b/>
+      <w:bCs/>
       <w:rFonts w:ascii="Times New Roman" w:hAnsi="Times New Roman" w:eastAsia="Times New Roman" w:cs="Times New Roman"/>
       <w:color w:val="000000"/>
     </w:rPr>
@@ -943,6 +978,8 @@
     <w:semiHidden/>
     <w:rsid w:val="00A10FD9"/>
     <w:rPr>
+      <w:b/>
+      <w:bCs/>
       <w:rFonts w:ascii="Times New Roman" w:hAnsi="Times New Roman" w:eastAsia="Times New Roman" w:cs="Times New Roman"/>
       <w:i/>
       <w:iCs/>
@@ -1032,19 +1069,28 @@
     <w:qFormat/>
     <w:tblPr>
       <w:tblInd w:w="0" w:type="dxa"/>
+      <w:tblBorders>
+        <w:top w:val="single" w:sz="4" w:space="0" w:color="000000"/>
+        <w:left w:val="single" w:sz="4" w:space="0" w:color="000000"/>
+        <w:bottom w:val="single" w:sz="4" w:space="0" w:color="000000"/>
+        <w:right w:val="single" w:sz="4" w:space="0" w:color="000000"/>
+        <w:insideH w:val="single" w:sz="4" w:space="0" w:color="000000"/>
+        <w:insideV w:val="single" w:sz="4" w:space="0" w:color="000000"/>
+      </w:tblBorders>
       <w:tblCellMar>
-        <w:top w:w="0" w:type="dxa"/>
+        <w:top w:w="40" w:type="dxa"/>
         <w:left w:w="108" w:type="dxa"/>
-        <w:bottom w:w="0" w:type="dxa"/>
+        <w:bottom w:w="40" w:type="dxa"/>
         <w:right w:w="108" w:type="dxa"/>
       </w:tblCellMar>
     </w:tblPr>
     <w:tblStylePr w:type="firstRow">
+      <w:rPr>
+        <w:b/>
+      </w:rPr>
       <w:tcPr>
-        <w:tcBorders>
-          <w:bottom w:val="single"/>
-        </w:tcBorders>
-        <w:vAlign w:val="bottom"/>
+        <w:shd w:val="clear" w:color="auto" w:fill="D9D9D9"/>
+        <w:vAlign w:val="center"/>
       </w:tcPr>
     </w:tblStylePr>
   </w:style>
@@ -1108,7 +1154,7 @@
     <w:basedOn w:val="BodyTextChar"/>
     <w:rPr>
       <w:rFonts w:ascii="Courier New" w:hAnsi="Courier New" w:eastAsia="Courier New" w:cs="Courier New"/>
-      <w:sz w:val="20"/>
+      <w:sz w:val="24"/>
     </w:rPr>
   </w:style>
   <w:style w:type="character" w:customStyle="1" w:styleId="SectionNumber">
